--- a/小野町_引継ぎ_整理済/17_業務進捗管理/小野町_ペンディング整理と作業順位_20261019.docx
+++ b/小野町_引継ぎ_整理済/17_業務進捗管理/小野町_ペンディング整理と作業順位_20261019.docx
@@ -1480,7 +1480,7 @@
           <w:i w:val="0"/>
           <w:sz w:val="21"/>
         </w:rPr>
-        <w:t>町・国・県の回答を待たずに進められる作業は42件・117.0時間分あり、うち41件（111.0時間）が令和8年10月19日までに済んでいます。</w:t>
+        <w:t>町・国・県の回答を待たずに進められる作業は43件・120.0時間分あり、うち42件（114.0時間）が令和8年10月19日までに済んでいます。</w:t>
       </w:r>
       <w:r>
         <w:rPr>
@@ -22698,7 +22698,7 @@
           <w:i w:val="0"/>
           <w:sz w:val="21"/>
         </w:rPr>
-        <w:t>町・国・県の回答を待たずに進められる作業は42件、合計117.0時間（1日8.0時間として約14.6日）です。</w:t>
+        <w:t>町・国・県の回答を待たずに進められる作業は43件、合計120.0時間（1日8.0時間として約15.0日）です。</w:t>
       </w:r>
       <w:r>
         <w:rPr>
@@ -22707,7 +22707,7 @@
           <w:i w:val="0"/>
           <w:sz w:val="21"/>
         </w:rPr>
-        <w:t>うち41件・111.0時間は令和8年10月19日までに済みました。</w:t>
+        <w:t>うち42件・114.0時間は令和8年10月19日までに済みました。</w:t>
       </w:r>
       <w:r>
         <w:rPr>
@@ -28347,6 +28347,147 @@
                 <w:sz w:val="17"/>
               </w:rPr>
               <w:t>完了（10月16日（金））</w:t>
+            </w:r>
+          </w:p>
+        </w:tc>
+      </w:tr>
+      <w:tr>
+        <w:tc>
+          <w:tcPr>
+            <w:tcW w:type="dxa" w:w="567"/>
+            <w:vAlign w:val="center"/>
+          </w:tcPr>
+          <w:p>
+            <w:pPr>
+              <w:spacing w:before="20" w:after="20"/>
+            </w:pPr>
+            <w:r>
+              <w:rPr>
+                <w:rFonts w:ascii="游ゴシック" w:hAnsi="游ゴシック" w:eastAsia="游ゴシック"/>
+                <w:b w:val="0"/>
+                <w:i w:val="0"/>
+                <w:sz w:val="17"/>
+              </w:rPr>
+              <w:t>T43</w:t>
+            </w:r>
+          </w:p>
+        </w:tc>
+        <w:tc>
+          <w:tcPr>
+            <w:tcW w:type="dxa" w:w="2154"/>
+            <w:vAlign w:val="center"/>
+          </w:tcPr>
+          <w:p>
+            <w:pPr>
+              <w:spacing w:before="20" w:after="20"/>
+            </w:pPr>
+            <w:r>
+              <w:rPr>
+                <w:rFonts w:ascii="游ゴシック" w:hAnsi="游ゴシック" w:eastAsia="游ゴシック"/>
+                <w:b w:val="0"/>
+                <w:i w:val="0"/>
+                <w:sz w:val="17"/>
+              </w:rPr>
+              <w:t>法令APIで条文を確定し、条文番号の原典確認の検査を新設</w:t>
+            </w:r>
+          </w:p>
+        </w:tc>
+        <w:tc>
+          <w:tcPr>
+            <w:tcW w:type="dxa" w:w="3969"/>
+            <w:vAlign w:val="center"/>
+          </w:tcPr>
+          <w:p>
+            <w:pPr>
+              <w:spacing w:before="20" w:after="20"/>
+            </w:pPr>
+            <w:r>
+              <w:rPr>
+                <w:rFonts w:ascii="游ゴシック" w:hAnsi="游ゴシック" w:eastAsia="游ゴシック"/>
+                <w:b/>
+                <w:i w:val="0"/>
+                <w:sz w:val="17"/>
+              </w:rPr>
+              <w:t>10月19日に環境が更新され、e-Gov 法令API への接続が許可された。</w:t>
+            </w:r>
+            <w:r>
+              <w:rPr>
+                <w:rFonts w:ascii="游ゴシック" w:hAnsi="游ゴシック" w:eastAsia="游ゴシック"/>
+                <w:b/>
+                <w:i w:val="0"/>
+                <w:sz w:val="17"/>
+              </w:rPr>
+              <w:t>引いている条・項・号をその場で確かめられる。</w:t>
+            </w:r>
+            <w:r>
+              <w:rPr>
+                <w:rFonts w:ascii="游ゴシック" w:hAnsi="游ゴシック" w:eastAsia="游ゴシック"/>
+                <w:b w:val="0"/>
+                <w:i w:val="0"/>
+                <w:sz w:val="17"/>
+              </w:rPr>
+              <w:t>かねて「条文番号は突合の対象外」としていた穴がふさがる</w:t>
+            </w:r>
+          </w:p>
+        </w:tc>
+        <w:tc>
+          <w:tcPr>
+            <w:tcW w:type="dxa" w:w="624"/>
+            <w:vAlign w:val="center"/>
+          </w:tcPr>
+          <w:p>
+            <w:pPr>
+              <w:spacing w:before="20" w:after="20"/>
+              <w:jc w:val="right"/>
+            </w:pPr>
+            <w:r>
+              <w:rPr>
+                <w:rFonts w:ascii="游ゴシック" w:hAnsi="游ゴシック" w:eastAsia="游ゴシック"/>
+                <w:b w:val="0"/>
+                <w:i w:val="0"/>
+                <w:sz w:val="17"/>
+              </w:rPr>
+              <w:t>3.0</w:t>
+            </w:r>
+          </w:p>
+        </w:tc>
+        <w:tc>
+          <w:tcPr>
+            <w:tcW w:type="dxa" w:w="1304"/>
+            <w:vAlign w:val="center"/>
+          </w:tcPr>
+          <w:p>
+            <w:pPr>
+              <w:spacing w:before="20" w:after="20"/>
+            </w:pPr>
+            <w:r>
+              <w:rPr>
+                <w:rFonts w:ascii="游ゴシック" w:hAnsi="游ゴシック" w:eastAsia="游ゴシック"/>
+                <w:b w:val="0"/>
+                <w:i w:val="0"/>
+                <w:sz w:val="17"/>
+              </w:rPr>
+              <w:t>10月19日（月）</w:t>
+            </w:r>
+          </w:p>
+        </w:tc>
+        <w:tc>
+          <w:tcPr>
+            <w:tcW w:type="dxa" w:w="1134"/>
+            <w:vAlign w:val="center"/>
+          </w:tcPr>
+          <w:p>
+            <w:pPr>
+              <w:spacing w:before="20" w:after="20"/>
+            </w:pPr>
+            <w:r>
+              <w:rPr>
+                <w:rFonts w:ascii="游ゴシック" w:hAnsi="游ゴシック" w:eastAsia="游ゴシック"/>
+                <w:b/>
+                <w:i w:val="0"/>
+                <w:sz w:val="17"/>
+              </w:rPr>
+              <w:t>完了（10月19日（月））</w:t>
             </w:r>
           </w:p>
         </w:tc>

--- a/小野町_引継ぎ_整理済/17_業務進捗管理/小野町_ペンディング整理と作業順位_20261019.docx
+++ b/小野町_引継ぎ_整理済/17_業務進捗管理/小野町_ペンディング整理と作業順位_20261019.docx
@@ -1503,7 +1503,7 @@
           <w:i w:val="0"/>
           <w:sz w:val="21"/>
         </w:rPr>
-        <w:t>進捗の乖離を測ったところ、高齢者計画は予定より+9.0ポイント、障がい計画は-0.4ポイントでした。</w:t>
+        <w:t>進捗の乖離を測ったところ、高齢者計画は予定より+9.1ポイント、障がい計画は-0.4ポイントでした。</w:t>
       </w:r>
       <w:r>
         <w:rPr>
@@ -4514,7 +4514,7 @@
                 <w:i w:val="0"/>
                 <w:sz w:val="17"/>
               </w:rPr>
-              <w:t>保険料基準額（基金取崩額を通じて月額240円の幅）</w:t>
+              <w:t>保険料基準額（基金取崩額を通じて月額1,719円の幅）</w:t>
             </w:r>
           </w:p>
         </w:tc>
@@ -4943,7 +4943,7 @@
                 <w:i w:val="0"/>
                 <w:sz w:val="17"/>
               </w:rPr>
-              <w:t>保険料基準額（取崩なし6,048円／12,000千円全額6,000円弱／第9期と同じ35,000千円5,808円。幅240円）</w:t>
+              <w:t>保険料基準額（取崩なし6,053円／105,000千円（令和8年度末見込の半分）5,194円／210,000千円（全額）4,334円。幅1,719円）</w:t>
             </w:r>
           </w:p>
         </w:tc>
@@ -10088,7 +10088,7 @@
                 <w:i w:val="0"/>
                 <w:sz w:val="17"/>
               </w:rPr>
-              <w:t>年報 様式4 の12,000千円で据え置き、取崩なしを標準ケースにする</w:t>
+              <w:t>町の財務書類の残高（令和8年度末見込210,000千円）を前提に、取崩なしを標準ケースにする</w:t>
             </w:r>
           </w:p>
         </w:tc>
@@ -10346,16 +10346,16 @@
                 <w:i w:val="0"/>
                 <w:sz w:val="17"/>
               </w:rPr>
-              <w:t>年報 様式4 の12,000千円を保守的な前提として置き、取崩なしのケースを標準にする。</w:t>
-            </w:r>
-            <w:r>
-              <w:rPr>
-                <w:rFonts w:ascii="游ゴシック" w:hAnsi="游ゴシック" w:eastAsia="游ゴシック"/>
-                <w:b w:val="0"/>
-                <w:i w:val="0"/>
-                <w:sz w:val="17"/>
-              </w:rPr>
-              <w:t>基金運用状況調書（依頼1）が出たら差し替える</w:t>
+              <w:t>町の財務書類の残高（令和8年度末見込210,000千円）を前提に、取崩なしのケースを標準にする。</w:t>
+            </w:r>
+            <w:r>
+              <w:rPr>
+                <w:rFonts w:ascii="游ゴシック" w:hAnsi="游ゴシック" w:eastAsia="游ゴシック"/>
+                <w:b w:val="0"/>
+                <w:i w:val="0"/>
+                <w:sz w:val="17"/>
+              </w:rPr>
+              <w:t>令和7年度末の残高（財産に関する調書）が出たら差し替える</w:t>
             </w:r>
           </w:p>
         </w:tc>
@@ -18869,7 +18869,7 @@
                 <w:i w:val="0"/>
                 <w:sz w:val="17"/>
               </w:rPr>
-              <w:t>+9.0pt</w:t>
+              <w:t>+9.1pt</w:t>
             </w:r>
           </w:p>
         </w:tc>
@@ -19098,7 +19098,7 @@
           <w:i w:val="0"/>
           <w:sz w:val="21"/>
         </w:rPr>
-        <w:t>高齢者計画は予定を+9.0ポイント上回っています。</w:t>
+        <w:t>高齢者計画は予定を+9.1ポイント上回っています。</w:t>
       </w:r>
       <w:r>
         <w:rPr>
